--- a/courts/seventh-circuit/wisconsin/state/court-of-appeals/opening-brief/usage/OUTPUT-opening-brief.docx
+++ b/courts/seventh-circuit/wisconsin/state/court-of-appeals/opening-brief/usage/OUTPUT-opening-brief.docx
@@ -11414,6 +11414,11 @@
           <w:tcPr>
             <w:tcW w:w="8640" w:type="dxa"/>
           </w:tcPr>
+          <w:p>
+            <w:pPr>
+              <w:spacing w:before="0" w:after="0" w:line="104" w:lineRule="exact"/>
+            </w:pPr>
+          </w:p>
           <w:tbl>
             <w:tblPr>
               <w:tblW w:w="8640" w:type="dxa"/>
@@ -12031,6 +12036,11 @@
           <w:tcPr>
             <w:tcW w:w="8640" w:type="dxa"/>
           </w:tcPr>
+          <w:p>
+            <w:pPr>
+              <w:spacing w:before="0" w:after="0" w:line="104" w:lineRule="exact"/>
+            </w:pPr>
+          </w:p>
           <w:tbl>
             <w:tblPr>
               <w:tblW w:w="8640" w:type="dxa"/>

--- a/courts/seventh-circuit/wisconsin/state/court-of-appeals/opening-brief/usage/OUTPUT-opening-brief.docx
+++ b/courts/seventh-circuit/wisconsin/state/court-of-appeals/opening-brief/usage/OUTPUT-opening-brief.docx
@@ -857,9 +857,7 @@
               <w:t xml:space="preserve"> </w:t>
             </w:r>
             <w:r>
-              <w:t xml:space="preserve">53707</w:t>
-              <w:noBreakHyphen/>
-              <w:t xml:space="preserve">7857</w:t>
+              <w:t xml:space="preserve">53707-⁠7857</w:t>
             </w:r>
           </w:p>
           <w:p>
@@ -875,9 +873,7 @@
               <w:t xml:space="preserve"> </w:t>
             </w:r>
             <w:r>
-              <w:t xml:space="preserve">266</w:t>
-              <w:noBreakHyphen/>
-              <w:t xml:space="preserve">7741</w:t>
+              <w:t xml:space="preserve">266-⁠7741</w:t>
             </w:r>
           </w:p>
           <w:p>
@@ -893,9 +889,7 @@
               <w:t xml:space="preserve"> </w:t>
             </w:r>
             <w:r>
-              <w:t xml:space="preserve">267</w:t>
-              <w:noBreakHyphen/>
-              <w:t xml:space="preserve">2223</w:t>
+              <w:t xml:space="preserve">267-⁠2223</w:t>
             </w:r>
             <w:r>
               <w:t xml:space="preserve"> </w:t>
@@ -930,9 +924,7 @@
         <w:t xml:space="preserve"> </w:t>
       </w:r>
       <w:r>
-        <w:t xml:space="preserve">266</w:t>
-        <w:noBreakHyphen/>
-        <w:t xml:space="preserve">7741</w:t>
+        <w:t xml:space="preserve">266-⁠7741</w:t>
       </w:r>
     </w:p>
     <w:p>
@@ -5383,9 +5375,7 @@
         <w:t xml:space="preserve"> </w:t>
       </w:r>
       <w:r>
-        <w:t xml:space="preserve">19.31</w:t>
-        <w:noBreakHyphen/>
-        <w:t xml:space="preserve">19.39</w:t>
+        <w:t xml:space="preserve">19.31-⁠19.39</w:t>
       </w:r>
       <w:r>
         <w:t xml:space="preserve">   </w:t>
@@ -6758,31 +6748,7 @@
         <w:t xml:space="preserve"> </w:t>
       </w:r>
       <w:r>
-        <w:t xml:space="preserve">(R. 36:8</w:t>
-      </w:r>
-      <w:r>
-        <w:noBreakHyphen/>
-      </w:r>
-      <w:r>
-        <w:t xml:space="preserve">10 ¶¶ 20-⁠26, 28</w:t>
-      </w:r>
-      <w:r>
-        <w:noBreakHyphen/>
-      </w:r>
-      <w:r>
-        <w:t xml:space="preserve">29.) This is done to ensure that the Chief Clerk can properly review the documents for responsiveness and treat all responses consistently. (R. 36:8</w:t>
-      </w:r>
-      <w:r>
-        <w:noBreakHyphen/>
-      </w:r>
-      <w:r>
-        <w:t xml:space="preserve">10 ¶¶ 20-⁠26, 28</w:t>
-      </w:r>
-      <w:r>
-        <w:noBreakHyphen/>
-      </w:r>
-      <w:r>
-        <w:t xml:space="preserve">29.) Paper copies are easier to review than electronic records, easier to redact (if necessary), easier to track, and ensure that differences in computer software will not hinder the requester’s ability to view the records. (R. 36:7 ¶ 18; 25:5 ¶ 20.) The requester can then review the responsive records in the Chief Clerk’s office, and purchase copies if desired. (R. 36:9 ¶ 25.) If copies of the records are purchased, all payments are handled through the Chief Clerk’s office. (R. 27:3 ¶ 11.) Individual representative offices are not equipped to handle payment. (R. 36:11 ¶ 36.)</w:t>
+        <w:t xml:space="preserve">(R. 36:8-⁠10 ¶¶ 20-⁠26, 28-⁠29.) This is done to ensure that the Chief Clerk can properly review the documents for responsiveness and treat all responses consistently. (R. 36:8-⁠10 ¶¶ 20-⁠26, 28-⁠29.) Paper copies are easier to review than electronic records, easier to redact (if necessary), easier to track, and ensure that differences in computer software will not hinder the requester’s ability to view the records. (R. 36:7 ¶ 18; 25:5 ¶ 20.) The requester can then review the responsive records in the Chief Clerk’s office, and purchase copies if desired. (R. 36:9 ¶ 25.) If copies of the records are purchased, all payments are handled through the Chief Clerk’s office. (R. 27:3 ¶ 11.) Individual representative offices are not equipped to handle payment. (R. 36:11 ¶ 36.)</w:t>
       </w:r>
     </w:p>
     <w:p>
@@ -6790,19 +6756,7 @@
         <w:pStyle w:val="BodyText"/>
       </w:pPr>
       <w:r>
-        <w:t xml:space="preserve">After receiving Lueders’ June 21 request, Krug’s office performed a search and uncovered responsive records comprising over 2,000 responsive pages. (R. 27:3</w:t>
-      </w:r>
-      <w:r>
-        <w:noBreakHyphen/>
-      </w:r>
-      <w:r>
-        <w:t xml:space="preserve">4 ¶ 16.) Keeping with Assembly policy, Krug’s office printed the emails and other records and gave them to the Chief Clerk. (R. 30:7</w:t>
-      </w:r>
-      <w:r>
-        <w:noBreakHyphen/>
-      </w:r>
-      <w:r>
-        <w:t xml:space="preserve">8 ¶ 13; 40:2 ¶ 13.) Krug’s office also provided a list of constituent contacts. (R. 36:17 ¶ 60.)</w:t>
+        <w:t xml:space="preserve">After receiving Lueders’ June 21 request, Krug’s office performed a search and uncovered responsive records comprising over 2,000 responsive pages. (R. 27:3-⁠4 ¶ 16.) Keeping with Assembly policy, Krug’s office printed the emails and other records and gave them to the Chief Clerk. (R. 30:7-⁠8 ¶ 13; 40:2 ¶ 13.) Krug’s office also provided a list of constituent contacts. (R. 36:17 ¶ 60.)</w:t>
       </w:r>
     </w:p>
     <w:p>
@@ -6834,13 +6788,7 @@
         <w:pStyle w:val="XdQuote"/>
       </w:pPr>
       <w:r>
-        <w:t xml:space="preserve">Thank you for making the records available to me. I did get copies of the 143 pages of Contact Reports produced by your office. Obviously, trying to match these with more than 1,000 pages of paper is an impossible task. Which is why I am restating my request to receive the records in electronic form, a much simpler method of compliance that the law specifically requires. (See Attorney General’s Compliance Guide, P. 52</w:t>
-      </w:r>
-      <w:r>
-        <w:noBreakHyphen/>
-      </w:r>
-      <w:r>
-        <w:t xml:space="preserve">59.)</w:t>
+        <w:t xml:space="preserve">Thank you for making the records available to me. I did get copies of the 143 pages of Contact Reports produced by your office. Obviously, trying to match these with more than 1,000 pages of paper is an impossible task. Which is why I am restating my request to receive the records in electronic form, a much simpler method of compliance that the law specifically requires. (See Attorney General’s Compliance Guide, P. 52-⁠59.)</w:t>
       </w:r>
     </w:p>
     <w:p>
@@ -6848,13 +6796,7 @@
         <w:pStyle w:val="XdQuoteLast"/>
       </w:pPr>
       <w:r>
-        <w:t xml:space="preserve">This is to request, under the state’s open records law (19.31</w:t>
-      </w:r>
-      <w:r>
-        <w:noBreakHyphen/>
-      </w:r>
-      <w:r>
-        <w:t xml:space="preserve">19.39, state statutes), access to all emails received by your office is [sic] response to proposed changes to the state’s water laws, from Jan. 1, 2016 to Feb. 29, 2016. This request is not for printed copies of these records; it is for the records in electronic form, as an email folder, or on a flash drive or CD.</w:t>
+        <w:t xml:space="preserve">This is to request, under the state’s open records law (19.31-⁠19.39, state statutes), access to all emails received by your office is [sic] response to proposed changes to the state’s water laws, from Jan. 1, 2016 to Feb. 29, 2016. This request is not for printed copies of these records; it is for the records in electronic form, as an email folder, or on a flash drive or CD.</w:t>
       </w:r>
     </w:p>
     <w:p>
@@ -6882,25 +6824,13 @@
         <w:pStyle w:val="BodyText"/>
       </w:pPr>
       <w:r>
-        <w:t xml:space="preserve">After receiving this letter, Krug consulted with the Chief Clerk, and then contacted Lueders. (R. 30:9 ¶ 20; 40:3 ¶ 20; 36:19</w:t>
-      </w:r>
-      <w:r>
-        <w:noBreakHyphen/>
-      </w:r>
-      <w:r>
-        <w:t xml:space="preserve">20 ¶ 66.) Having determined that paper copies fulfilled his public records obligations under Wis. Stat. § 19.35(1), Krug</w:t>
-      </w:r>
-      <w:r>
-        <w:t xml:space="preserve"> </w:t>
-      </w:r>
-      <w:r>
-        <w:t xml:space="preserve">declined Lueders’ request to provide the records in electronic form. (R. 36:19</w:t>
-      </w:r>
-      <w:r>
-        <w:noBreakHyphen/>
-      </w:r>
-      <w:r>
-        <w:t xml:space="preserve">20 ¶ 66.) Krug’s office sent an email to Lueders on July 26, 2016, stating:</w:t>
+        <w:t xml:space="preserve">After receiving this letter, Krug consulted with the Chief Clerk, and then contacted Lueders. (R. 30:9 ¶ 20; 40:3 ¶ 20; 36:19-⁠20 ¶ 66.) Having determined that paper copies fulfilled his public records obligations under Wis. Stat. § 19.35(1), Krug</w:t>
+      </w:r>
+      <w:r>
+        <w:t xml:space="preserve"> </w:t>
+      </w:r>
+      <w:r>
+        <w:t xml:space="preserve">declined Lueders’ request to provide the records in electronic form. (R. 36:19-⁠20 ¶ 66.) Krug’s office sent an email to Lueders on July 26, 2016, stating:</w:t>
       </w:r>
     </w:p>
     <w:p>
@@ -7122,13 +7052,7 @@
         <w:pStyle w:val="BodyText"/>
       </w:pPr>
       <w:r>
-        <w:t xml:space="preserve">A hearing was held October 12, 2017. (R. 62.) On January 19, 2018, the circuit court entered a written decision granting Lueders’ motion for summary judgment and denying Krug’s motion for summary judgment. (R. 55, A-App. 101</w:t>
-      </w:r>
-      <w:r>
-        <w:noBreakHyphen/>
-      </w:r>
-      <w:r>
-        <w:t xml:space="preserve">10.) The circuit court held that an authority must provide a copy of an electronic record</w:t>
+        <w:t xml:space="preserve">A hearing was held October 12, 2017. (R. 62.) On January 19, 2018, the circuit court entered a written decision granting Lueders’ motion for summary judgment and denying Krug’s motion for summary judgment. (R. 55, A-App. 101-⁠10.) The circuit court held that an authority must provide a copy of an electronic record</w:t>
       </w:r>
       <w:r>
         <w:t xml:space="preserve"> </w:t>
@@ -7140,19 +7064,7 @@
         <w:t xml:space="preserve"> </w:t>
       </w:r>
       <w:r>
-        <w:t xml:space="preserve">as the original record. (R. 55:4, A-App. 104.) To fulfill this requirement, an authority must consider the needs of the requester, and what the requester intends to do with the documents. (R. 55:6</w:t>
-      </w:r>
-      <w:r>
-        <w:noBreakHyphen/>
-      </w:r>
-      <w:r>
-        <w:t xml:space="preserve">8, A-App. 106</w:t>
-      </w:r>
-      <w:r>
-        <w:noBreakHyphen/>
-      </w:r>
-      <w:r>
-        <w:t xml:space="preserve">08.) The circuit court ordered Krug</w:t>
+        <w:t xml:space="preserve">as the original record. (R. 55:4, A-App. 104.) To fulfill this requirement, an authority must consider the needs of the requester, and what the requester intends to do with the documents. (R. 55:6-⁠8, A-App. 106-⁠08.) The circuit court ordered Krug</w:t>
       </w:r>
       <w:r>
         <w:t xml:space="preserve"> </w:t>
@@ -7806,13 +7718,7 @@
         <w:t xml:space="preserve">v. Kimble</w:t>
       </w:r>
       <w:r>
-        <w:t xml:space="preserve">, 221 Wis. 2d 833, 839</w:t>
-      </w:r>
-      <w:r>
-        <w:noBreakHyphen/>
-      </w:r>
-      <w:r>
-        <w:t xml:space="preserve">40, 586 N.W.2d 36 (Ct. App. 1998);</w:t>
+        <w:t xml:space="preserve">, 221 Wis. 2d 833, 839-⁠40, 586 N.W.2d 36 (Ct. App. 1998);</w:t>
       </w:r>
       <w:r>
         <w:t xml:space="preserve"> </w:t>
@@ -7835,13 +7741,7 @@
         <w:t xml:space="preserve">Newspapers, Inc. v. Breier</w:t>
       </w:r>
       <w:r>
-        <w:t xml:space="preserve">, 89 Wis. 2d 417, 427</w:t>
-      </w:r>
-      <w:r>
-        <w:noBreakHyphen/>
-      </w:r>
-      <w:r>
-        <w:t xml:space="preserve">28, 279 N.W.2d 179 (1979). Rather, the Court reviews whether Lueders established that he has a clear statutory right to the electronic copies; and whether Krug had a plain legal duty to disclose the records in electronic format.</w:t>
+        <w:t xml:space="preserve">, 89 Wis. 2d 417, 427-⁠28, 279 N.W.2d 179 (1979). Rather, the Court reviews whether Lueders established that he has a clear statutory right to the electronic copies; and whether Krug had a plain legal duty to disclose the records in electronic format.</w:t>
       </w:r>
       <w:r>
         <w:t xml:space="preserve"> </w:t>
@@ -8319,19 +8219,7 @@
         <w:t xml:space="preserve"> </w:t>
       </w:r>
       <w:r>
-        <w:t xml:space="preserve">OAG</w:t>
-      </w:r>
-      <w:r>
-        <w:noBreakHyphen/>
-      </w:r>
-      <w:r>
-        <w:t xml:space="preserve">12</w:t>
-      </w:r>
-      <w:r>
-        <w:noBreakHyphen/>
-      </w:r>
-      <w:r>
-        <w:t xml:space="preserve">14, ¶ 15 (Dec. 30, 2014), https://​www.​doj.​state.​wi.​us/​sites/​default/​files/​dls/​ag-​opinion-​archive/​2014/​2014.​pdf.</w:t>
+        <w:t xml:space="preserve">OAG-⁠12-⁠14, ¶ 15 (Dec. 30, 2014), https://​www.​doj.​state.​wi.​us/​sites/​default/​files/​dls/​ag-​opinion-​archive/​2014/​2014.​pdf.</w:t>
       </w:r>
     </w:p>
     <w:p>
@@ -8771,13 +8659,7 @@
         <w:t xml:space="preserve">v. Paluszcyk</w:t>
       </w:r>
       <w:r>
-        <w:t xml:space="preserve">, 201 Wis. 2d 523, 526</w:t>
-      </w:r>
-      <w:r>
-        <w:noBreakHyphen/>
-      </w:r>
-      <w:r>
-        <w:t xml:space="preserve">27, 549 N.W.2d 253 (Ct. App. 1996) (citation omitted) (explaining the 1991 amendment and holding that under the new language, an authority did not have the ability to require a requester to appear in person). The problem that the amendment addressed is not present in this case.</w:t>
+        <w:t xml:space="preserve">, 201 Wis. 2d 523, 526-⁠27, 549 N.W.2d 253 (Ct. App. 1996) (citation omitted) (explaining the 1991 amendment and holding that under the new language, an authority did not have the ability to require a requester to appear in person). The problem that the amendment addressed is not present in this case.</w:t>
       </w:r>
     </w:p>
     <w:p>
@@ -10188,13 +10070,7 @@
         <w:t xml:space="preserve"> </w:t>
       </w:r>
       <w:r>
-        <w:t xml:space="preserve">of a document. (R. 55</w:t>
-      </w:r>
-      <w:r>
-        <w:noBreakHyphen/>
-      </w:r>
-      <w:r>
-        <w:t xml:space="preserve">6 (citations omitted).) But</w:t>
+        <w:t xml:space="preserve">of a document. (R. 55-⁠6 (citations omitted).) But</w:t>
       </w:r>
       <w:r>
         <w:t xml:space="preserve"> </w:t>
@@ -10468,13 +10344,7 @@
         <w:t xml:space="preserve"> </w:t>
       </w:r>
       <w:r>
-        <w:t xml:space="preserve">¶¶ 2, 9, 17</w:t>
-      </w:r>
-      <w:r>
-        <w:noBreakHyphen/>
-      </w:r>
-      <w:r>
-        <w:t xml:space="preserve">19.</w:t>
+        <w:t xml:space="preserve">¶¶ 2, 9, 17-⁠19.</w:t>
       </w:r>
     </w:p>
     <w:p>
@@ -11025,19 +10895,7 @@
         <w:t xml:space="preserve"> </w:t>
       </w:r>
       <w:r>
-        <w:t xml:space="preserve">(R. 61:10</w:t>
-      </w:r>
-      <w:r>
-        <w:noBreakHyphen/>
-      </w:r>
-      <w:r>
-        <w:t xml:space="preserve">11, A-App. 120</w:t>
-      </w:r>
-      <w:r>
-        <w:noBreakHyphen/>
-      </w:r>
-      <w:r>
-        <w:t xml:space="preserve">21.) The circuit court erroneously exercised its discretion when it granted Lueders a protective order based on the reasoning that a public records plaintiff could not be deposed.</w:t>
+        <w:t xml:space="preserve">(R. 61:10-⁠11, A-App. 120-⁠21.) The circuit court erroneously exercised its discretion when it granted Lueders a protective order based on the reasoning that a public records plaintiff could not be deposed.</w:t>
       </w:r>
     </w:p>
     <w:p>
@@ -11088,7 +10946,7 @@
         <w:t xml:space="preserve">(</w:t>
       </w:r>
       <w:r>
-        <w:t xml:space="preserve">“After commencement of the action . . . any party may take the testimony of any person including a party by deposition upon oral examination.”</w:t>
+        <w:t xml:space="preserve">“After commencement of the action ⁠. ⁠. ⁠. any party may take the testimony of any person including a party by deposition upon oral examination.”</w:t>
       </w:r>
       <w:r>
         <w:t xml:space="preserve">). The scope of civil discovery is broad:</w:t>
@@ -11097,7 +10955,7 @@
         <w:t xml:space="preserve"> </w:t>
       </w:r>
       <w:r>
-        <w:t xml:space="preserve">“Parties may obtain discovery regarding any nonprivileged matter that is relevant to any party’s claim or defense and proportional to the needs of the case . . . .”</w:t>
+        <w:t xml:space="preserve">“Parties may obtain discovery regarding any nonprivileged matter that is relevant to any party’s claim or defense and proportional to the needs of the case ⁠. ⁠. ⁠. ⁠.”</w:t>
       </w:r>
       <w:r>
         <w:t xml:space="preserve"> </w:t>
@@ -11185,13 +11043,7 @@
         <w:pStyle w:val="BodyText"/>
       </w:pPr>
       <w:r>
-        <w:t xml:space="preserve">The issue in this case is whether a requester may dictate the format in which an authority provides a public record. Krug sought to depose Lueders for numerous legitimate reasons, which included asking him about the facts and circumstances alleged in the complaint; seeking clarity with respect to the relief he sought (including the factual basis for punitive damages); following up on written discovery responses that his counsel objected to; discovering whether Lueders intended to provide any expert testimony on the public records law; and inquiring into any other matter that could lead to the discovery of admissible evidence, including but not limited to all matters alleged in the complaint, all of the relief requested, and the factual basis for the requested relief. (R. 10:4</w:t>
-      </w:r>
-      <w:r>
-        <w:noBreakHyphen/>
-      </w:r>
-      <w:r>
-        <w:t xml:space="preserve">5.)</w:t>
+        <w:t xml:space="preserve">The issue in this case is whether a requester may dictate the format in which an authority provides a public record. Krug sought to depose Lueders for numerous legitimate reasons, which included asking him about the facts and circumstances alleged in the complaint; seeking clarity with respect to the relief he sought (including the factual basis for punitive damages); following up on written discovery responses that his counsel objected to; discovering whether Lueders intended to provide any expert testimony on the public records law; and inquiring into any other matter that could lead to the discovery of admissible evidence, including but not limited to all matters alleged in the complaint, all of the relief requested, and the factual basis for the requested relief. (R. 10:4-⁠5.)</w:t>
       </w:r>
     </w:p>
     <w:p>
@@ -11636,9 +11488,7 @@
                     <w:t xml:space="preserve"> </w:t>
                   </w:r>
                   <w:r>
-                    <w:t xml:space="preserve">53707</w:t>
-                    <w:noBreakHyphen/>
-                    <w:t xml:space="preserve">7857</w:t>
+                    <w:t xml:space="preserve">53707-⁠7857</w:t>
                   </w:r>
                 </w:p>
                 <w:p>
@@ -11654,9 +11504,7 @@
                     <w:t xml:space="preserve"> </w:t>
                   </w:r>
                   <w:r>
-                    <w:t xml:space="preserve">266</w:t>
-                    <w:noBreakHyphen/>
-                    <w:t xml:space="preserve">7741</w:t>
+                    <w:t xml:space="preserve">266-⁠7741</w:t>
                   </w:r>
                 </w:p>
                 <w:p>
@@ -11672,9 +11520,7 @@
                     <w:t xml:space="preserve"> </w:t>
                   </w:r>
                   <w:r>
-                    <w:t xml:space="preserve">267</w:t>
-                    <w:noBreakHyphen/>
-                    <w:t xml:space="preserve">2223</w:t>
+                    <w:t xml:space="preserve">267-⁠2223</w:t>
                   </w:r>
                   <w:r>
                     <w:t xml:space="preserve"> </w:t>
@@ -12258,9 +12104,7 @@
                     <w:t xml:space="preserve"> </w:t>
                   </w:r>
                   <w:r>
-                    <w:t xml:space="preserve">53707</w:t>
-                    <w:noBreakHyphen/>
-                    <w:t xml:space="preserve">7857</w:t>
+                    <w:t xml:space="preserve">53707-⁠7857</w:t>
                   </w:r>
                 </w:p>
                 <w:p>
@@ -12276,9 +12120,7 @@
                     <w:t xml:space="preserve"> </w:t>
                   </w:r>
                   <w:r>
-                    <w:t xml:space="preserve">266</w:t>
-                    <w:noBreakHyphen/>
-                    <w:t xml:space="preserve">7741</w:t>
+                    <w:t xml:space="preserve">266-⁠7741</w:t>
                   </w:r>
                 </w:p>
                 <w:p>
@@ -12294,9 +12136,7 @@
                     <w:t xml:space="preserve"> </w:t>
                   </w:r>
                   <w:r>
-                    <w:t xml:space="preserve">267</w:t>
-                    <w:noBreakHyphen/>
-                    <w:t xml:space="preserve">2223</w:t>
+                    <w:t xml:space="preserve">267-⁠2223</w:t>
                   </w:r>
                   <w:r>
                     <w:t xml:space="preserve"> </w:t>
@@ -13357,7 +13197,7 @@
     <w:qFormat/>
     <w:pPr>
       <w:keepLines/>
-      <w:spacing w:before="0" w:after="140" w:line="253" w:lineRule="exact"/>
+      <w:spacing w:before="23" w:after="140" w:line="253" w:lineRule="exact"/>
     </w:pPr>
     <w:rPr>
       <w:sz w:val="22"/>
